--- a/lessons/8-3/readiness/practice.docx
+++ b/lessons/8-3/readiness/practice.docx
@@ -14,7 +14,7 @@
           <w:sz w:val="36"/>
           <w:szCs w:val="36"/>
         </w:rPr>
-        <w:t xml:space="preserve">Get Ready: Mean Absolute Deviation</w:t>
+        <w:t xml:space="preserve">Get Ready: Solve Multiplication and Division Equations</w:t>
       </w:r>
     </w:p>
     <w:p>
@@ -29,7 +29,7 @@
           <w:sz w:val="20"/>
           <w:szCs w:val="20"/>
         </w:rPr>
-        <w:t xml:space="preserve">Readiness practice for Lesson 8-3  ·  Builds toward 6.SP.5c</w:t>
+        <w:t xml:space="preserve">Readiness practice for Lesson 7-3  ·  Builds toward 6.EE.7</w:t>
       </w:r>
     </w:p>
     <w:p>
@@ -68,7 +68,7 @@
           <w:sz w:val="22"/>
           <w:szCs w:val="22"/>
         </w:rPr>
-        <w:t xml:space="preserve">Mean absolute deviation measures how far each value sits from the mean. To do it you find a mean (add ÷ count), then subtract to get each distance, then average those distances. So subtraction, addition, and division all need to be warm.</w:t>
+        <w:t xml:space="preserve">To solve 3x = 12, you undo the multiplication by dividing — multiplying and dividing are inverses, just like in a fact family. Warm up multiplication facts and inverse thinking and these equations are quick.</w:t>
       </w:r>
     </w:p>
     <w:p>
@@ -81,7 +81,7 @@
           <w:sz w:val="20"/>
           <w:szCs w:val="20"/>
         </w:rPr>
-        <w:t xml:space="preserve">Skills you'll warm up: Subtracting to find a distance  ·  Adding a list of numbers  ·  Dividing (for the mean)  ·  Distance is always positive</w:t>
+        <w:t xml:space="preserve">Skills you'll warm up: Multiplication &amp; division facts  ·  Fact families (× and ÷ inverses)  ·  Finding a missing factor  ·  Substituting to check</w:t>
       </w:r>
     </w:p>
     <w:p>
@@ -124,7 +124,7 @@
           <w:sz w:val="20"/>
           <w:szCs w:val="20"/>
         </w:rPr>
-        <w:t xml:space="preserve">Just find the distance — bigger minus smaller.</w:t>
+        <w:t xml:space="preserve">Find the missing factor step by step.</w:t>
       </w:r>
     </w:p>
     <w:p>
@@ -136,7 +136,7 @@
           <w:sz w:val="22"/>
           <w:szCs w:val="22"/>
         </w:rPr>
-        <w:t xml:space="preserve">1.  How far is 6 from 4? (6 − 4)</w:t>
+        <w:t xml:space="preserve">1.  What goes in the box? 2 × □ = 6</w:t>
       </w:r>
     </w:p>
     <w:p>
@@ -159,7 +159,7 @@
           <w:sz w:val="22"/>
           <w:szCs w:val="22"/>
         </w:rPr>
-        <w:t xml:space="preserve">2.  How far is 3 from 5? (Take bigger minus smaller: 5 − 3)</w:t>
+        <w:t xml:space="preserve">2.  What goes in the box? □ ÷ 2 = 4</w:t>
       </w:r>
     </w:p>
     <w:p>
@@ -182,7 +182,7 @@
           <w:sz w:val="22"/>
           <w:szCs w:val="22"/>
         </w:rPr>
-        <w:t xml:space="preserve">3.  Add the distances: 2 + 2 = ___</w:t>
+        <w:t xml:space="preserve">3.  Complete the fact family: 4 × 3 = 12, so 12 ÷ 3 = ___</w:t>
       </w:r>
     </w:p>
     <w:p>
@@ -222,7 +222,7 @@
           <w:sz w:val="20"/>
           <w:szCs w:val="20"/>
         </w:rPr>
-        <w:t xml:space="preserve">Find distances from a mean, then add them.</w:t>
+        <w:t xml:space="preserve">Pick the inverse, then solve.</w:t>
       </w:r>
     </w:p>
     <w:p>
@@ -234,7 +234,20 @@
           <w:sz w:val="22"/>
           <w:szCs w:val="22"/>
         </w:rPr>
-        <w:t xml:space="preserve">1.  The mean is 5. How far is the value 9 from the mean?</w:t>
+        <w:t xml:space="preserve">1.  To undo × 4, what do you do to both sides?</w:t>
+      </w:r>
+    </w:p>
+    <w:p>
+      <w:pPr>
+        <w:spacing w:after="40" w:before="0"/>
+      </w:pPr>
+      <w:r>
+        <w:rPr>
+          <w:color w:val="5E6E7E"/>
+          <w:sz w:val="20"/>
+          <w:szCs w:val="20"/>
+        </w:rPr>
+        <w:t xml:space="preserve">     choices: Multiply by 4   /   Divide by 4   /   Subtract 4</w:t>
       </w:r>
     </w:p>
     <w:p>
@@ -257,30 +270,7 @@
           <w:sz w:val="22"/>
           <w:szCs w:val="22"/>
         </w:rPr>
-        <w:t xml:space="preserve">2.  The mean is 5. How far is the value 2 from the mean?</w:t>
-      </w:r>
-    </w:p>
-    <w:p>
-      <w:pPr>
-        <w:spacing w:after="80" w:before="0"/>
-      </w:pPr>
-      <w:r>
-        <w:rPr>
-          <w:color w:val="BBBBBB"/>
-        </w:rPr>
-        <w:t xml:space="preserve">____________________________________________________</w:t>
-      </w:r>
-    </w:p>
-    <w:p>
-      <w:pPr>
-        <w:spacing w:after="40" w:before="0"/>
-      </w:pPr>
-      <w:r>
-        <w:rPr>
-          <w:sz w:val="22"/>
-          <w:szCs w:val="22"/>
-        </w:rPr>
-        <w:t xml:space="preserve">3.  Add those distances: 4 + 3 = ___</w:t>
+        <w:t xml:space="preserve">2.  Solve: 4x = 12. What is x?</w:t>
       </w:r>
     </w:p>
     <w:p>
@@ -320,7 +310,7 @@
           <w:sz w:val="20"/>
           <w:szCs w:val="20"/>
         </w:rPr>
-        <w:t xml:space="preserve">Average the distances (a mini-MAD).</w:t>
+        <w:t xml:space="preserve">Solve and check by substituting.</w:t>
       </w:r>
     </w:p>
     <w:p>
@@ -332,7 +322,7 @@
           <w:sz w:val="22"/>
           <w:szCs w:val="22"/>
         </w:rPr>
-        <w:t xml:space="preserve">1.  The distances from the mean are 2, 4, 6. What is their total?</w:t>
+        <w:t xml:space="preserve">1.  Solve: x ÷ 3 = 5. What is x?</w:t>
       </w:r>
     </w:p>
     <w:p>
@@ -355,7 +345,7 @@
           <w:sz w:val="22"/>
           <w:szCs w:val="22"/>
         </w:rPr>
-        <w:t xml:space="preserve">2.  There are 3 distances totaling 12. What is the average distance (12 ÷ 3)?</w:t>
+        <w:t xml:space="preserve">2.  Solve: 18 = 6x. What is x?</w:t>
       </w:r>
     </w:p>
     <w:p>
@@ -393,7 +383,7 @@
           <w:sz w:val="22"/>
           <w:szCs w:val="22"/>
         </w:rPr>
-        <w:t xml:space="preserve">1.  The mean is 6. How far is the value 10 from the mean?</w:t>
+        <w:t xml:space="preserve">1.  Solve: 5x = 20. What is x?</w:t>
       </w:r>
     </w:p>
     <w:p>
@@ -416,7 +406,20 @@
           <w:sz w:val="22"/>
           <w:szCs w:val="22"/>
         </w:rPr>
-        <w:t xml:space="preserve">2.  The distances are 1, 3, 2. Add them, then divide by 3 for the average distance.</w:t>
+        <w:t xml:space="preserve">2.  Which step solves x ÷ 2 = 6?</w:t>
+      </w:r>
+    </w:p>
+    <w:p>
+      <w:pPr>
+        <w:spacing w:after="40" w:before="0"/>
+      </w:pPr>
+      <w:r>
+        <w:rPr>
+          <w:color w:val="5E6E7E"/>
+          <w:sz w:val="20"/>
+          <w:szCs w:val="20"/>
+        </w:rPr>
+        <w:t xml:space="preserve">     choices: Multiply both sides by 2   /   Divide both sides by 2   /   Subtract 2 from both sides</w:t>
       </w:r>
     </w:p>
     <w:p>
@@ -442,7 +445,7 @@
           <w:sz w:val="20"/>
           <w:szCs w:val="20"/>
         </w:rPr>
-        <w:t xml:space="preserve">When you've finished, open Lesson 8-3 and dive in!</w:t>
+        <w:t xml:space="preserve">When you've finished, open Lesson 7-3 and dive in!</w:t>
       </w:r>
     </w:p>
     <w:p>
@@ -489,7 +492,7 @@
           <w:sz w:val="20"/>
           <w:szCs w:val="20"/>
         </w:rPr>
-        <w:t xml:space="preserve">1. 2</w:t>
+        <w:t xml:space="preserve">1. 3</w:t>
       </w:r>
     </w:p>
     <w:p>
@@ -501,7 +504,7 @@
           <w:sz w:val="20"/>
           <w:szCs w:val="20"/>
         </w:rPr>
-        <w:t xml:space="preserve">2. 2</w:t>
+        <w:t xml:space="preserve">2. 8</w:t>
       </w:r>
     </w:p>
     <w:p>
@@ -540,6 +543,84 @@
           <w:sz w:val="20"/>
           <w:szCs w:val="20"/>
         </w:rPr>
+        <w:t xml:space="preserve">1. Divide by 4</w:t>
+      </w:r>
+    </w:p>
+    <w:p>
+      <w:pPr>
+        <w:spacing w:after="30" w:before="0"/>
+      </w:pPr>
+      <w:r>
+        <w:rPr>
+          <w:sz w:val="20"/>
+          <w:szCs w:val="20"/>
+        </w:rPr>
+        <w:t xml:space="preserve">2. 3</w:t>
+      </w:r>
+    </w:p>
+    <w:p>
+      <w:pPr>
+        <w:spacing w:after="40" w:before="100"/>
+      </w:pPr>
+      <w:r>
+        <w:rPr>
+          <w:b/>
+          <w:bCs/>
+          <w:color w:val="1A6FB5"/>
+          <w:sz w:val="22"/>
+          <w:szCs w:val="22"/>
+        </w:rPr>
+        <w:t xml:space="preserve">Level 2 · Stretch</w:t>
+      </w:r>
+    </w:p>
+    <w:p>
+      <w:pPr>
+        <w:spacing w:after="30" w:before="0"/>
+      </w:pPr>
+      <w:r>
+        <w:rPr>
+          <w:sz w:val="20"/>
+          <w:szCs w:val="20"/>
+        </w:rPr>
+        <w:t xml:space="preserve">1. 15</w:t>
+      </w:r>
+    </w:p>
+    <w:p>
+      <w:pPr>
+        <w:spacing w:after="30" w:before="0"/>
+      </w:pPr>
+      <w:r>
+        <w:rPr>
+          <w:sz w:val="20"/>
+          <w:szCs w:val="20"/>
+        </w:rPr>
+        <w:t xml:space="preserve">2. 3</w:t>
+      </w:r>
+    </w:p>
+    <w:p>
+      <w:pPr>
+        <w:spacing w:after="40" w:before="100"/>
+      </w:pPr>
+      <w:r>
+        <w:rPr>
+          <w:b/>
+          <w:bCs/>
+          <w:color w:val="C45A3C"/>
+          <w:sz w:val="22"/>
+          <w:szCs w:val="22"/>
+        </w:rPr>
+        <w:t xml:space="preserve">Exit Ticket</w:t>
+      </w:r>
+    </w:p>
+    <w:p>
+      <w:pPr>
+        <w:spacing w:after="30" w:before="0"/>
+      </w:pPr>
+      <w:r>
+        <w:rPr>
+          <w:sz w:val="20"/>
+          <w:szCs w:val="20"/>
+        </w:rPr>
         <w:t xml:space="preserve">1. 4</w:t>
       </w:r>
     </w:p>
@@ -552,97 +633,7 @@
           <w:sz w:val="20"/>
           <w:szCs w:val="20"/>
         </w:rPr>
-        <w:t xml:space="preserve">2. 3</w:t>
-      </w:r>
-    </w:p>
-    <w:p>
-      <w:pPr>
-        <w:spacing w:after="30" w:before="0"/>
-      </w:pPr>
-      <w:r>
-        <w:rPr>
-          <w:sz w:val="20"/>
-          <w:szCs w:val="20"/>
-        </w:rPr>
-        <w:t xml:space="preserve">3. 7</w:t>
-      </w:r>
-    </w:p>
-    <w:p>
-      <w:pPr>
-        <w:spacing w:after="40" w:before="100"/>
-      </w:pPr>
-      <w:r>
-        <w:rPr>
-          <w:b/>
-          <w:bCs/>
-          <w:color w:val="1A6FB5"/>
-          <w:sz w:val="22"/>
-          <w:szCs w:val="22"/>
-        </w:rPr>
-        <w:t xml:space="preserve">Level 2 · Stretch</w:t>
-      </w:r>
-    </w:p>
-    <w:p>
-      <w:pPr>
-        <w:spacing w:after="30" w:before="0"/>
-      </w:pPr>
-      <w:r>
-        <w:rPr>
-          <w:sz w:val="20"/>
-          <w:szCs w:val="20"/>
-        </w:rPr>
-        <w:t xml:space="preserve">1. 12</w:t>
-      </w:r>
-    </w:p>
-    <w:p>
-      <w:pPr>
-        <w:spacing w:after="30" w:before="0"/>
-      </w:pPr>
-      <w:r>
-        <w:rPr>
-          <w:sz w:val="20"/>
-          <w:szCs w:val="20"/>
-        </w:rPr>
-        <w:t xml:space="preserve">2. 4</w:t>
-      </w:r>
-    </w:p>
-    <w:p>
-      <w:pPr>
-        <w:spacing w:after="40" w:before="100"/>
-      </w:pPr>
-      <w:r>
-        <w:rPr>
-          <w:b/>
-          <w:bCs/>
-          <w:color w:val="C45A3C"/>
-          <w:sz w:val="22"/>
-          <w:szCs w:val="22"/>
-        </w:rPr>
-        <w:t xml:space="preserve">Exit Ticket</w:t>
-      </w:r>
-    </w:p>
-    <w:p>
-      <w:pPr>
-        <w:spacing w:after="30" w:before="0"/>
-      </w:pPr>
-      <w:r>
-        <w:rPr>
-          <w:sz w:val="20"/>
-          <w:szCs w:val="20"/>
-        </w:rPr>
-        <w:t xml:space="preserve">1. 4</w:t>
-      </w:r>
-    </w:p>
-    <w:p>
-      <w:pPr>
-        <w:spacing w:after="30" w:before="0"/>
-      </w:pPr>
-      <w:r>
-        <w:rPr>
-          <w:sz w:val="20"/>
-          <w:szCs w:val="20"/>
-        </w:rPr>
-        <w:t xml:space="preserve">2. 2</w:t>
+        <w:t xml:space="preserve">2. Multiply both sides by 2</w:t>
       </w:r>
     </w:p>
     <w:sectPr>
